--- a/downloads/documents/04 Units/Unit 01 - Nutrition and Wellness - Kitchen Skills and Smart Eating/Project 01 - Feed a Family of Four on 40 Dollars.docx
+++ b/downloads/documents/04 Units/Unit 01 - Nutrition and Wellness - Kitchen Skills and Smart Eating/Project 01 - Feed a Family of Four on 40 Dollars.docx
@@ -1507,7 +1507,7 @@
         <w:t xml:space="preserve"> </w:t>
       </w:r>
       <w:r>
-        <w:t xml:space="preserve">(the Turkish, Portuguese, and Spanish lines are to be verified by a native speaker and I have translated versions of some of these already):</w:t>
+        <w:t xml:space="preserve">(the Spanish lines are to be verified by a native speaker and I have translated versions of some of these already):</w:t>
       </w:r>
     </w:p>
     <w:tbl>
@@ -1517,10 +1517,8 @@
         <w:tblLook w:firstRow="1"/>
       </w:tblPr>
       <w:tblGrid>
-        <w:gridCol w:w="1980"/>
-        <w:gridCol w:w="1980"/>
-        <w:gridCol w:w="1980"/>
-        <w:gridCol w:w="1980"/>
+        <w:gridCol w:w="3960"/>
+        <w:gridCol w:w="3960"/>
       </w:tblGrid>
       <w:tr>
         <w:trPr>
@@ -1556,40 +1554,6 @@
               <w:jc w:val="left"/>
             </w:pPr>
             <w:r>
-              <w:t xml:space="preserve">Turkish</w:t>
-            </w:r>
-          </w:p>
-        </w:tc>
-        <w:tc>
-          <w:tcPr>
-            <w:tcBorders>
-              <w:bottom w:val="single"/>
-            </w:tcBorders>
-            <w:vAlign w:val="bottom"/>
-          </w:tcPr>
-          <w:p>
-            <w:pPr>
-              <w:pStyle w:val="Compact"/>
-              <w:jc w:val="left"/>
-            </w:pPr>
-            <w:r>
-              <w:t xml:space="preserve">Portuguese</w:t>
-            </w:r>
-          </w:p>
-        </w:tc>
-        <w:tc>
-          <w:tcPr>
-            <w:tcBorders>
-              <w:bottom w:val="single"/>
-            </w:tcBorders>
-            <w:vAlign w:val="bottom"/>
-          </w:tcPr>
-          <w:p>
-            <w:pPr>
-              <w:pStyle w:val="Compact"/>
-              <w:jc w:val="left"/>
-            </w:pPr>
-            <w:r>
               <w:t xml:space="preserve">Spanish</w:t>
             </w:r>
           </w:p>
@@ -1614,28 +1578,6 @@
               <w:jc w:val="left"/>
             </w:pPr>
             <w:r>
-              <w:t xml:space="preserve">Ailemiz ___.</w:t>
-            </w:r>
-          </w:p>
-        </w:tc>
-        <w:tc>
-          <w:p>
-            <w:pPr>
-              <w:pStyle w:val="Compact"/>
-              <w:jc w:val="left"/>
-            </w:pPr>
-            <w:r>
-              <w:t xml:space="preserve">Nossa família é ___.</w:t>
-            </w:r>
-          </w:p>
-        </w:tc>
-        <w:tc>
-          <w:p>
-            <w:pPr>
-              <w:pStyle w:val="Compact"/>
-              <w:jc w:val="left"/>
-            </w:pPr>
-            <w:r>
               <w:t xml:space="preserve">Nuestra familia es ___.</w:t>
             </w:r>
           </w:p>
@@ -1660,28 +1602,6 @@
               <w:jc w:val="left"/>
             </w:pPr>
             <w:r>
-              <w:t xml:space="preserve">Yemeğimiz dört kişi için ___ tutuyor, yani kişi başı ___.</w:t>
-            </w:r>
-          </w:p>
-        </w:tc>
-        <w:tc>
-          <w:p>
-            <w:pPr>
-              <w:pStyle w:val="Compact"/>
-              <w:jc w:val="left"/>
-            </w:pPr>
-            <w:r>
-              <w:t xml:space="preserve">Nosso jantar custa ___ para quatro pessoas, ou seja, ___ por pessoa.</w:t>
-            </w:r>
-          </w:p>
-        </w:tc>
-        <w:tc>
-          <w:p>
-            <w:pPr>
-              <w:pStyle w:val="Compact"/>
-              <w:jc w:val="left"/>
-            </w:pPr>
-            <w:r>
               <w:t xml:space="preserve">Nuestra cena cuesta ___ para cuatro, es decir, ___ por persona.</w:t>
             </w:r>
           </w:p>
@@ -1706,28 +1626,6 @@
               <w:jc w:val="left"/>
             </w:pPr>
             <w:r>
-              <w:t xml:space="preserve">Bu aile ___ yiyemez çünkü ___.</w:t>
-            </w:r>
-          </w:p>
-        </w:tc>
-        <w:tc>
-          <w:p>
-            <w:pPr>
-              <w:pStyle w:val="Compact"/>
-              <w:jc w:val="left"/>
-            </w:pPr>
-            <w:r>
-              <w:t xml:space="preserve">Esta família não pode comer ___ porque ___.</w:t>
-            </w:r>
-          </w:p>
-        </w:tc>
-        <w:tc>
-          <w:p>
-            <w:pPr>
-              <w:pStyle w:val="Compact"/>
-              <w:jc w:val="left"/>
-            </w:pPr>
-            <w:r>
               <w:t xml:space="preserve">Esta familia no puede comer ___ porque ___.</w:t>
             </w:r>
           </w:p>
@@ -1752,28 +1650,6 @@
               <w:jc w:val="left"/>
             </w:pPr>
             <w:r>
-              <w:t xml:space="preserve">Para tasarruf etmek için ___ yerine ___ seçtik.</w:t>
-            </w:r>
-          </w:p>
-        </w:tc>
-        <w:tc>
-          <w:p>
-            <w:pPr>
-              <w:pStyle w:val="Compact"/>
-              <w:jc w:val="left"/>
-            </w:pPr>
-            <w:r>
-              <w:t xml:space="preserve">Escolhemos ___ em vez de ___ para economizar dinheiro.</w:t>
-            </w:r>
-          </w:p>
-        </w:tc>
-        <w:tc>
-          <w:p>
-            <w:pPr>
-              <w:pStyle w:val="Compact"/>
-              <w:jc w:val="left"/>
-            </w:pPr>
-            <w:r>
               <w:t xml:space="preserve">Elegimos ___ en lugar de ___ para ahorrar dinero.</w:t>
             </w:r>
           </w:p>
@@ -1798,28 +1674,6 @@
               <w:jc w:val="left"/>
             </w:pPr>
             <w:r>
-              <w:t xml:space="preserve">Bu aile bunu sever çünkü ___.</w:t>
-            </w:r>
-          </w:p>
-        </w:tc>
-        <w:tc>
-          <w:p>
-            <w:pPr>
-              <w:pStyle w:val="Compact"/>
-              <w:jc w:val="left"/>
-            </w:pPr>
-            <w:r>
-              <w:t xml:space="preserve">Esta família gostaria porque ___.</w:t>
-            </w:r>
-          </w:p>
-        </w:tc>
-        <w:tc>
-          <w:p>
-            <w:pPr>
-              <w:pStyle w:val="Compact"/>
-              <w:jc w:val="left"/>
-            </w:pPr>
-            <w:r>
               <w:t xml:space="preserve">A esta familia le gustaría porque ___.</w:t>
             </w:r>
           </w:p>
@@ -1834,28 +1688,6 @@
             </w:pPr>
             <w:r>
               <w:t xml:space="preserve">Our plate has ___ groups: ___.</w:t>
-            </w:r>
-          </w:p>
-        </w:tc>
-        <w:tc>
-          <w:p>
-            <w:pPr>
-              <w:pStyle w:val="Compact"/>
-              <w:jc w:val="left"/>
-            </w:pPr>
-            <w:r>
-              <w:t xml:space="preserve">Tabağımızda ___ grup var: ___.</w:t>
-            </w:r>
-          </w:p>
-        </w:tc>
-        <w:tc>
-          <w:p>
-            <w:pPr>
-              <w:pStyle w:val="Compact"/>
-              <w:jc w:val="left"/>
-            </w:pPr>
-            <w:r>
-              <w:t xml:space="preserve">Nosso prato tem ___ grupos: ___.</w:t>
             </w:r>
           </w:p>
         </w:tc>

--- a/downloads/documents/04 Units/Unit 01 - Nutrition and Wellness - Kitchen Skills and Smart Eating/Project 01 - Feed a Family of Four on 40 Dollars.docx
+++ b/downloads/documents/04 Units/Unit 01 - Nutrition and Wellness - Kitchen Skills and Smart Eating/Project 01 - Feed a Family of Four on 40 Dollars.docx
@@ -278,7 +278,7 @@
         <w:pStyle w:val="FirstParagraph"/>
       </w:pPr>
       <w:r>
-        <w:t xml:space="preserve">A family of four has $40 for tonight’s dinner. That is $10 a person. They want to eat well. They have a few rules (your family card tells you what they are), a pantry with a few things already in it, and about 45 minutes to cook.</w:t>
+        <w:t xml:space="preserve">A family of four has $40 for tonight’s dinner. That is $10 a person. They want to eat well. They have a few rules, a pantry with a few things already in it, and a set amount of time to cook. Your family card tells you the rules, the pantry, and the time.</w:t>
       </w:r>
     </w:p>
     <w:p>
@@ -286,7 +286,7 @@
         <w:pStyle w:val="BodyText"/>
       </w:pPr>
       <w:r>
-        <w:t xml:space="preserve">Your team is the family’s meal planner. You will plan the dinner, price it to the penny from this week’s store circular, check it against MyPlate, cook one dish from it in our kitchen, make a menu card, and pitch it to the class in sixty seconds. The class votes on which team’s dinner best fits its family and its budget.</w:t>
+        <w:t xml:space="preserve">Your team is the family’s meal planner. You will plan the dinner. You will price it to the penny from this week’s store circular. You will check it against MyPlate. You will cook one dish from it in our kitchen. You will make a menu card and pitch it to the class in sixty seconds. The class votes on which team’s dinner best fits its family and its budget.</w:t>
       </w:r>
     </w:p>
     <w:p>
@@ -962,7 +962,7 @@
               <w:jc w:val="left"/>
             </w:pPr>
             <w:r>
-              <w:t xml:space="preserve">Swap plans with another team. Check their arithmetic, units, cap, and plate. Give two comments. Get yours back. Revise.</w:t>
+              <w:t xml:space="preserve">Swap plans with another team. Check their math, units, cap, and plate. Give two comments. Get yours back. Revise.</w:t>
             </w:r>
           </w:p>
         </w:tc>
@@ -1008,7 +1008,7 @@
               <w:jc w:val="left"/>
             </w:pPr>
             <w:r>
-              <w:t xml:space="preserve">Write your station card from your plan: ingredients for seven tasting portions with cost, eight to ten steps, seven lab roles, a flowchart in five-minute blocks, safety reminders,</w:t>
+              <w:t xml:space="preserve">Write your station card from your plan: ingredients for seven tasting portions with cost, eight to ten steps, the eight lab roles, a flowchart in five-minute blocks, safety reminders,</w:t>
             </w:r>
             <w:r>
               <w:t xml:space="preserve"> </w:t>
@@ -1382,7 +1382,7 @@
         <w:pStyle w:val="BodyText"/>
       </w:pPr>
       <w:r>
-        <w:t xml:space="preserve">Lab roles (Lesson 1.20 Day 2): Station Manager, Prep Lead, Cook Lead, Plate Captain, Clean Crew (two), Safety and Sanitation Checker. You choose these on Day 1 of the lab and write them on the station card. Nobody has to hold the same job in the plan and the lab.</w:t>
+        <w:t xml:space="preserve">Lab roles (Lesson 1.20 Day 2): the same eight as Labs 1 and 2: Station Manager, Head Cook, Second Cook, Prep Cook, Helper Cook, Toppings Chief, Plate Builder, Time Keeper (at seven students, the Station Manager keeps time). You choose these on Day 1 of the lab and write them on the station card. Nobody has to hold the same job in the plan and the lab.</w:t>
       </w:r>
     </w:p>
     <w:p>
@@ -1743,7 +1743,7 @@
         <w:t xml:space="preserve"> </w:t>
       </w:r>
       <w:r>
-        <w:t xml:space="preserve">Materials Manager and Recorder carry the team without a public line. Any student who needs it can hold one of these in the plan and Plate Captain or Clean Crew in the lab.</w:t>
+        <w:t xml:space="preserve">Materials Manager and Recorder carry the team without a public line. Any student who needs it can hold one of these in the plan and Plate Builder or Helper Cook in the lab.</w:t>
       </w:r>
     </w:p>
     <w:p>
